--- a/GeohumAssignment2_Samuel_Appiah_Kubi.docx
+++ b/GeohumAssignment2_Samuel_Appiah_Kubi.docx
@@ -67,16 +67,134 @@
       <w:r>
         <w:t>Date: 30.10.2026</w:t>
       </w:r>
+    </w:p>
+    <w:p>
+      <w:pPr>
+        <w:pStyle w:val="3"/>
+      </w:pPr>
+      <w:r>
+        <w:t>Notebook: piura_growth_pygeovision.ipynb (Jupyter) and piura_growth_pygeovision.py (marimo), submitted with this report</w:t>
+      </w:r>
+    </w:p>
+    <w:p>
+      <w:pPr>
+        <w:pStyle w:val="3"/>
+      </w:pPr>
+    </w:p>
+    <w:p>
+      <w:pPr>
+        <w:pStyle w:val="3"/>
+        <w:rPr>
+          <w:rFonts w:hint="default"/>
+          <w:lang w:val="en-US"/>
+        </w:rPr>
+      </w:pPr>
+      <w:r>
+        <w:rPr>
+          <w:rFonts w:hint="default"/>
+          <w:lang w:val="en-US"/>
+        </w:rPr>
+        <w:t xml:space="preserve">Repository : </w:t>
+      </w:r>
+      <w:r>
+        <w:rPr>
+          <w:rFonts w:hint="default"/>
+          <w:lang w:val="en-US"/>
+        </w:rPr>
+        <w:fldChar w:fldCharType="begin"/>
+      </w:r>
+      <w:r>
+        <w:rPr>
+          <w:rFonts w:hint="default"/>
+          <w:lang w:val="en-US"/>
+        </w:rPr>
+        <w:instrText xml:space="preserve"> HYPERLINK "https://github.com/appiahkubis14/piura-urban-growth-pygeovision" </w:instrText>
+      </w:r>
+      <w:r>
+        <w:rPr>
+          <w:rFonts w:hint="default"/>
+          <w:lang w:val="en-US"/>
+        </w:rPr>
+        <w:fldChar w:fldCharType="separate"/>
+      </w:r>
+      <w:r>
+        <w:rPr>
+          <w:rStyle w:val="20"/>
+          <w:rFonts w:hint="default"/>
+          <w:lang w:val="en-US"/>
+        </w:rPr>
+        <w:t>https://github.com/appiahkubis14/piura-urban-growth-pygeovision</w:t>
+      </w:r>
+      <w:r>
+        <w:rPr>
+          <w:rFonts w:hint="default"/>
+          <w:lang w:val="en-US"/>
+        </w:rPr>
+        <w:fldChar w:fldCharType="end"/>
+      </w:r>
       <w:bookmarkStart w:id="18" w:name="_GoBack"/>
       <w:bookmarkEnd w:id="18"/>
     </w:p>
     <w:p>
       <w:pPr>
         <w:pStyle w:val="3"/>
-      </w:pPr>
-      <w:r>
-        <w:t>Notebook: piura_growth_pygeovision.ipynb (Jupyter) and piura_growth_pygeovision.py (marimo), submitted with this report</w:t>
-      </w:r>
+        <w:rPr>
+          <w:rFonts w:hint="default"/>
+          <w:lang w:val="en-US"/>
+        </w:rPr>
+      </w:pPr>
+      <w:r>
+        <w:rPr>
+          <w:rFonts w:hint="default"/>
+          <w:lang w:val="en-US"/>
+        </w:rPr>
+        <w:t xml:space="preserve">Notebook : </w:t>
+      </w:r>
+      <w:r>
+        <w:rPr>
+          <w:rFonts w:hint="default"/>
+          <w:lang w:val="en-US"/>
+        </w:rPr>
+        <w:fldChar w:fldCharType="begin"/>
+      </w:r>
+      <w:r>
+        <w:rPr>
+          <w:rFonts w:hint="default"/>
+          <w:lang w:val="en-US"/>
+        </w:rPr>
+        <w:instrText xml:space="preserve"> HYPERLINK "https://github.com/appiahkubis14/piura-urban-growth-pygeovision/blob/main/piura's_growth_pygeovision.ipynb" </w:instrText>
+      </w:r>
+      <w:r>
+        <w:rPr>
+          <w:rFonts w:hint="default"/>
+          <w:lang w:val="en-US"/>
+        </w:rPr>
+        <w:fldChar w:fldCharType="separate"/>
+      </w:r>
+      <w:r>
+        <w:rPr>
+          <w:rStyle w:val="20"/>
+          <w:rFonts w:hint="default"/>
+          <w:lang w:val="en-US"/>
+        </w:rPr>
+        <w:t>https://github.com/appiahkubis14/piura-urban-growth-pygeovision/blob/main/piura's_growth_pygeovision.ipynb</w:t>
+      </w:r>
+      <w:r>
+        <w:rPr>
+          <w:rFonts w:hint="default"/>
+          <w:lang w:val="en-US"/>
+        </w:rPr>
+        <w:fldChar w:fldCharType="end"/>
+      </w:r>
+    </w:p>
+    <w:p>
+      <w:pPr>
+        <w:pStyle w:val="3"/>
+        <w:rPr>
+          <w:rFonts w:hint="default"/>
+          <w:lang w:val="en-US"/>
+        </w:rPr>
+      </w:pPr>
     </w:p>
     <w:p>
       <w:pPr>
@@ -2470,12 +2588,6 @@
             <w:insideH w:val="single" w:color="808080" w:sz="4" w:space="0"/>
             <w:insideV w:val="single" w:color="808080" w:sz="4" w:space="0"/>
           </w:tblBorders>
-          <w:tblCellMar>
-            <w:top w:w="0" w:type="dxa"/>
-            <w:left w:w="108" w:type="dxa"/>
-            <w:bottom w:w="0" w:type="dxa"/>
-            <w:right w:w="108" w:type="dxa"/>
-          </w:tblCellMar>
         </w:tblPrEx>
         <w:trPr>
           <w:tblHeader/>
@@ -2545,12 +2657,6 @@
             <w:insideH w:val="single" w:color="808080" w:sz="4" w:space="0"/>
             <w:insideV w:val="single" w:color="808080" w:sz="4" w:space="0"/>
           </w:tblBorders>
-          <w:tblCellMar>
-            <w:top w:w="0" w:type="dxa"/>
-            <w:left w:w="108" w:type="dxa"/>
-            <w:bottom w:w="0" w:type="dxa"/>
-            <w:right w:w="108" w:type="dxa"/>
-          </w:tblCellMar>
         </w:tblPrEx>
         <w:tc>
           <w:p>
@@ -2605,12 +2711,6 @@
             <w:insideH w:val="single" w:color="808080" w:sz="4" w:space="0"/>
             <w:insideV w:val="single" w:color="808080" w:sz="4" w:space="0"/>
           </w:tblBorders>
-          <w:tblCellMar>
-            <w:top w:w="0" w:type="dxa"/>
-            <w:left w:w="108" w:type="dxa"/>
-            <w:bottom w:w="0" w:type="dxa"/>
-            <w:right w:w="108" w:type="dxa"/>
-          </w:tblCellMar>
         </w:tblPrEx>
         <w:tc>
           <w:p>
@@ -2719,12 +2819,6 @@
             <w:insideH w:val="single" w:color="808080" w:sz="4" w:space="0"/>
             <w:insideV w:val="single" w:color="808080" w:sz="4" w:space="0"/>
           </w:tblBorders>
-          <w:tblCellMar>
-            <w:top w:w="0" w:type="dxa"/>
-            <w:left w:w="108" w:type="dxa"/>
-            <w:bottom w:w="0" w:type="dxa"/>
-            <w:right w:w="108" w:type="dxa"/>
-          </w:tblCellMar>
         </w:tblPrEx>
         <w:tc>
           <w:p>
@@ -2992,12 +3086,6 @@
             <w:insideH w:val="single" w:color="808080" w:sz="4" w:space="0"/>
             <w:insideV w:val="single" w:color="808080" w:sz="4" w:space="0"/>
           </w:tblBorders>
-          <w:tblCellMar>
-            <w:top w:w="0" w:type="dxa"/>
-            <w:left w:w="108" w:type="dxa"/>
-            <w:bottom w:w="0" w:type="dxa"/>
-            <w:right w:w="108" w:type="dxa"/>
-          </w:tblCellMar>
         </w:tblPrEx>
         <w:trPr>
           <w:tblHeader/>
@@ -3121,12 +3209,6 @@
             <w:insideH w:val="single" w:color="808080" w:sz="4" w:space="0"/>
             <w:insideV w:val="single" w:color="808080" w:sz="4" w:space="0"/>
           </w:tblBorders>
-          <w:tblCellMar>
-            <w:top w:w="0" w:type="dxa"/>
-            <w:left w:w="108" w:type="dxa"/>
-            <w:bottom w:w="0" w:type="dxa"/>
-            <w:right w:w="108" w:type="dxa"/>
-          </w:tblCellMar>
         </w:tblPrEx>
         <w:tc>
           <w:p>
@@ -3223,12 +3305,6 @@
             <w:insideH w:val="single" w:color="808080" w:sz="4" w:space="0"/>
             <w:insideV w:val="single" w:color="808080" w:sz="4" w:space="0"/>
           </w:tblBorders>
-          <w:tblCellMar>
-            <w:top w:w="0" w:type="dxa"/>
-            <w:left w:w="108" w:type="dxa"/>
-            <w:bottom w:w="0" w:type="dxa"/>
-            <w:right w:w="108" w:type="dxa"/>
-          </w:tblCellMar>
         </w:tblPrEx>
         <w:tc>
           <w:p>
@@ -3878,12 +3954,6 @@
             <w:insideH w:val="single" w:color="808080" w:sz="4" w:space="0"/>
             <w:insideV w:val="single" w:color="808080" w:sz="4" w:space="0"/>
           </w:tblBorders>
-          <w:tblCellMar>
-            <w:top w:w="0" w:type="dxa"/>
-            <w:left w:w="108" w:type="dxa"/>
-            <w:bottom w:w="0" w:type="dxa"/>
-            <w:right w:w="108" w:type="dxa"/>
-          </w:tblCellMar>
         </w:tblPrEx>
         <w:trPr>
           <w:tblHeader/>
@@ -3935,12 +4005,6 @@
             <w:insideH w:val="single" w:color="808080" w:sz="4" w:space="0"/>
             <w:insideV w:val="single" w:color="808080" w:sz="4" w:space="0"/>
           </w:tblBorders>
-          <w:tblCellMar>
-            <w:top w:w="0" w:type="dxa"/>
-            <w:left w:w="108" w:type="dxa"/>
-            <w:bottom w:w="0" w:type="dxa"/>
-            <w:right w:w="108" w:type="dxa"/>
-          </w:tblCellMar>
         </w:tblPrEx>
         <w:tc>
           <w:p>
@@ -3981,12 +4045,6 @@
             <w:insideH w:val="single" w:color="808080" w:sz="4" w:space="0"/>
             <w:insideV w:val="single" w:color="808080" w:sz="4" w:space="0"/>
           </w:tblBorders>
-          <w:tblCellMar>
-            <w:top w:w="0" w:type="dxa"/>
-            <w:left w:w="108" w:type="dxa"/>
-            <w:bottom w:w="0" w:type="dxa"/>
-            <w:right w:w="108" w:type="dxa"/>
-          </w:tblCellMar>
         </w:tblPrEx>
         <w:tc>
           <w:p>
@@ -4067,12 +4125,6 @@
             <w:insideH w:val="single" w:color="808080" w:sz="4" w:space="0"/>
             <w:insideV w:val="single" w:color="808080" w:sz="4" w:space="0"/>
           </w:tblBorders>
-          <w:tblCellMar>
-            <w:top w:w="0" w:type="dxa"/>
-            <w:left w:w="108" w:type="dxa"/>
-            <w:bottom w:w="0" w:type="dxa"/>
-            <w:right w:w="108" w:type="dxa"/>
-          </w:tblCellMar>
         </w:tblPrEx>
         <w:tc>
           <w:p>
